--- a/FP/BUYNSW-T026-2026/Architect-Teaming/JCE_Teaming_Architect-Teaming_Leppington_Final_DRA-Architects.docx
+++ b/FP/BUYNSW-T026-2026/Architect-Teaming/JCE_Teaming_Architect-Teaming_Leppington_Final_DRA-Architects.docx
@@ -159,7 +159,7 @@
               <w:rPr>
                 <w:sz w:val="19"/>
               </w:rPr>
-              <w:t>JCE-TB-T026 Rev B (Final)</w:t>
+              <w:t>JCE-TB-T026 Rev C (Final)</w:t>
             </w:r>
           </w:p>
         </w:tc>
@@ -1106,6 +1106,489 @@
     </w:p>
     <w:p>
       <w:pPr>
+        <w:keepNext/>
+        <w:spacing w:after="60"/>
+      </w:pPr>
+      <w:r>
+        <w:rPr>
+          <w:b w:val="0"/>
+          <w:i w:val="0"/>
+          <w:sz w:val="21"/>
+        </w:rPr>
+        <w:t>Schedule of rates for Schedule 3 (excl. GST). These are the rates used to build the lump sums.</w:t>
+      </w:r>
+    </w:p>
+    <w:tbl>
+      <w:tblPr>
+        <w:tblStyle w:val="TableGrid"/>
+        <w:tblW w:type="auto" w:w="0"/>
+        <w:tblLayout w:type="fixed"/>
+        <w:tblLook w:firstColumn="1" w:firstRow="1" w:lastColumn="0" w:lastRow="0" w:noHBand="0" w:noVBand="1" w:val="04A0"/>
+      </w:tblPr>
+      <w:tblGrid>
+        <w:gridCol w:w="5103"/>
+        <w:gridCol w:w="1984"/>
+        <w:gridCol w:w="2551"/>
+      </w:tblGrid>
+      <w:tr>
+        <w:trPr>
+          <w:cantSplit/>
+        </w:trPr>
+        <w:tc>
+          <w:tcPr>
+            <w:tcW w:type="dxa" w:w="5102"/>
+          </w:tcPr>
+          <w:p>
+            <w:pPr>
+              <w:keepNext/>
+            </w:pPr>
+            <w:r/>
+            <w:r>
+              <w:rPr>
+                <w:b/>
+                <w:sz w:val="19"/>
+              </w:rPr>
+              <w:t>Key personnel</w:t>
+            </w:r>
+          </w:p>
+        </w:tc>
+        <w:tc>
+          <w:tcPr>
+            <w:tcW w:type="dxa" w:w="1984"/>
+          </w:tcPr>
+          <w:p>
+            <w:pPr>
+              <w:keepNext/>
+            </w:pPr>
+            <w:r/>
+            <w:r>
+              <w:rPr>
+                <w:b/>
+                <w:sz w:val="19"/>
+              </w:rPr>
+              <w:t>Hourly rate</w:t>
+            </w:r>
+          </w:p>
+        </w:tc>
+        <w:tc>
+          <w:tcPr>
+            <w:tcW w:type="dxa" w:w="2551"/>
+          </w:tcPr>
+          <w:p>
+            <w:pPr>
+              <w:keepNext/>
+            </w:pPr>
+            <w:r/>
+            <w:r>
+              <w:rPr>
+                <w:b/>
+                <w:sz w:val="19"/>
+              </w:rPr>
+              <w:t>Site inspection (fixed)</w:t>
+            </w:r>
+          </w:p>
+        </w:tc>
+      </w:tr>
+      <w:tr>
+        <w:trPr>
+          <w:cantSplit/>
+        </w:trPr>
+        <w:tc>
+          <w:tcPr>
+            <w:tcW w:type="dxa" w:w="5102"/>
+          </w:tcPr>
+          <w:p>
+            <w:pPr>
+              <w:keepNext/>
+            </w:pPr>
+            <w:r/>
+            <w:r>
+              <w:rPr>
+                <w:sz w:val="19"/>
+              </w:rPr>
+              <w:t>Jayden Callen, Director and Principal Civil Engineer</w:t>
+            </w:r>
+          </w:p>
+        </w:tc>
+        <w:tc>
+          <w:tcPr>
+            <w:tcW w:type="dxa" w:w="1984"/>
+          </w:tcPr>
+          <w:p>
+            <w:pPr>
+              <w:keepNext/>
+            </w:pPr>
+            <w:r/>
+            <w:r>
+              <w:rPr>
+                <w:sz w:val="19"/>
+              </w:rPr>
+              <w:t>$200</w:t>
+            </w:r>
+          </w:p>
+        </w:tc>
+        <w:tc>
+          <w:tcPr>
+            <w:tcW w:type="dxa" w:w="2551"/>
+          </w:tcPr>
+          <w:p>
+            <w:pPr>
+              <w:keepNext/>
+            </w:pPr>
+            <w:r/>
+            <w:r>
+              <w:rPr>
+                <w:sz w:val="19"/>
+              </w:rPr>
+              <w:t>$1,900</w:t>
+            </w:r>
+          </w:p>
+        </w:tc>
+      </w:tr>
+      <w:tr>
+        <w:trPr>
+          <w:cantSplit/>
+        </w:trPr>
+        <w:tc>
+          <w:tcPr>
+            <w:tcW w:type="dxa" w:w="5102"/>
+          </w:tcPr>
+          <w:p>
+            <w:pPr>
+              <w:keepNext/>
+            </w:pPr>
+            <w:r/>
+            <w:r>
+              <w:rPr>
+                <w:sz w:val="19"/>
+              </w:rPr>
+              <w:t>Independent peer review (Livio Chiarot FIEAust)</w:t>
+            </w:r>
+          </w:p>
+        </w:tc>
+        <w:tc>
+          <w:tcPr>
+            <w:tcW w:type="dxa" w:w="1984"/>
+          </w:tcPr>
+          <w:p>
+            <w:pPr>
+              <w:keepNext/>
+            </w:pPr>
+            <w:r/>
+            <w:r>
+              <w:rPr>
+                <w:sz w:val="19"/>
+              </w:rPr>
+              <w:t>$200</w:t>
+            </w:r>
+          </w:p>
+        </w:tc>
+        <w:tc>
+          <w:tcPr>
+            <w:tcW w:type="dxa" w:w="2551"/>
+          </w:tcPr>
+          <w:p>
+            <w:pPr>
+              <w:keepNext/>
+            </w:pPr>
+            <w:r/>
+            <w:r>
+              <w:rPr>
+                <w:sz w:val="19"/>
+              </w:rPr>
+              <w:t>N/A</w:t>
+            </w:r>
+          </w:p>
+        </w:tc>
+      </w:tr>
+      <w:tr>
+        <w:trPr>
+          <w:cantSplit/>
+        </w:trPr>
+        <w:tc>
+          <w:tcPr>
+            <w:tcW w:type="dxa" w:w="5102"/>
+          </w:tcPr>
+          <w:p>
+            <w:pPr>
+              <w:keepNext/>
+            </w:pPr>
+            <w:r/>
+            <w:r>
+              <w:rPr>
+                <w:sz w:val="19"/>
+              </w:rPr>
+              <w:t>Senior Engineer</w:t>
+            </w:r>
+          </w:p>
+        </w:tc>
+        <w:tc>
+          <w:tcPr>
+            <w:tcW w:type="dxa" w:w="1984"/>
+          </w:tcPr>
+          <w:p>
+            <w:pPr>
+              <w:keepNext/>
+            </w:pPr>
+            <w:r/>
+            <w:r>
+              <w:rPr>
+                <w:sz w:val="19"/>
+              </w:rPr>
+              <w:t>$190</w:t>
+            </w:r>
+          </w:p>
+        </w:tc>
+        <w:tc>
+          <w:tcPr>
+            <w:tcW w:type="dxa" w:w="2551"/>
+          </w:tcPr>
+          <w:p>
+            <w:pPr>
+              <w:keepNext/>
+            </w:pPr>
+            <w:r/>
+            <w:r>
+              <w:rPr>
+                <w:sz w:val="19"/>
+              </w:rPr>
+              <w:t>$1,900</w:t>
+            </w:r>
+          </w:p>
+        </w:tc>
+      </w:tr>
+      <w:tr>
+        <w:trPr>
+          <w:cantSplit/>
+        </w:trPr>
+        <w:tc>
+          <w:tcPr>
+            <w:tcW w:type="dxa" w:w="5102"/>
+          </w:tcPr>
+          <w:p>
+            <w:pPr>
+              <w:keepNext/>
+            </w:pPr>
+            <w:r/>
+            <w:r>
+              <w:rPr>
+                <w:sz w:val="19"/>
+              </w:rPr>
+              <w:t>Project Engineer</w:t>
+            </w:r>
+          </w:p>
+        </w:tc>
+        <w:tc>
+          <w:tcPr>
+            <w:tcW w:type="dxa" w:w="1984"/>
+          </w:tcPr>
+          <w:p>
+            <w:pPr>
+              <w:keepNext/>
+            </w:pPr>
+            <w:r/>
+            <w:r>
+              <w:rPr>
+                <w:sz w:val="19"/>
+              </w:rPr>
+              <w:t>$180</w:t>
+            </w:r>
+          </w:p>
+        </w:tc>
+        <w:tc>
+          <w:tcPr>
+            <w:tcW w:type="dxa" w:w="2551"/>
+          </w:tcPr>
+          <w:p>
+            <w:pPr>
+              <w:keepNext/>
+            </w:pPr>
+            <w:r/>
+            <w:r>
+              <w:rPr>
+                <w:sz w:val="19"/>
+              </w:rPr>
+              <w:t>$1,900</w:t>
+            </w:r>
+          </w:p>
+        </w:tc>
+      </w:tr>
+      <w:tr>
+        <w:trPr>
+          <w:cantSplit/>
+        </w:trPr>
+        <w:tc>
+          <w:tcPr>
+            <w:tcW w:type="dxa" w:w="5102"/>
+          </w:tcPr>
+          <w:p>
+            <w:pPr>
+              <w:keepNext/>
+            </w:pPr>
+            <w:r/>
+            <w:r>
+              <w:rPr>
+                <w:sz w:val="19"/>
+              </w:rPr>
+              <w:t>Design Engineer</w:t>
+            </w:r>
+          </w:p>
+        </w:tc>
+        <w:tc>
+          <w:tcPr>
+            <w:tcW w:type="dxa" w:w="1984"/>
+          </w:tcPr>
+          <w:p>
+            <w:pPr>
+              <w:keepNext/>
+            </w:pPr>
+            <w:r/>
+            <w:r>
+              <w:rPr>
+                <w:sz w:val="19"/>
+              </w:rPr>
+              <w:t>$170</w:t>
+            </w:r>
+          </w:p>
+        </w:tc>
+        <w:tc>
+          <w:tcPr>
+            <w:tcW w:type="dxa" w:w="2551"/>
+          </w:tcPr>
+          <w:p>
+            <w:pPr>
+              <w:keepNext/>
+            </w:pPr>
+            <w:r/>
+            <w:r>
+              <w:rPr>
+                <w:sz w:val="19"/>
+              </w:rPr>
+              <w:t>N/A</w:t>
+            </w:r>
+          </w:p>
+        </w:tc>
+      </w:tr>
+      <w:tr>
+        <w:trPr>
+          <w:cantSplit/>
+        </w:trPr>
+        <w:tc>
+          <w:tcPr>
+            <w:tcW w:type="dxa" w:w="5102"/>
+          </w:tcPr>
+          <w:p>
+            <w:pPr>
+              <w:keepNext/>
+            </w:pPr>
+            <w:r/>
+            <w:r>
+              <w:rPr>
+                <w:sz w:val="19"/>
+              </w:rPr>
+              <w:t>CAD / Drafting Technician</w:t>
+            </w:r>
+          </w:p>
+        </w:tc>
+        <w:tc>
+          <w:tcPr>
+            <w:tcW w:type="dxa" w:w="1984"/>
+          </w:tcPr>
+          <w:p>
+            <w:pPr>
+              <w:keepNext/>
+            </w:pPr>
+            <w:r/>
+            <w:r>
+              <w:rPr>
+                <w:sz w:val="19"/>
+              </w:rPr>
+              <w:t>$160</w:t>
+            </w:r>
+          </w:p>
+        </w:tc>
+        <w:tc>
+          <w:tcPr>
+            <w:tcW w:type="dxa" w:w="2551"/>
+          </w:tcPr>
+          <w:p>
+            <w:pPr>
+              <w:keepNext/>
+            </w:pPr>
+            <w:r/>
+            <w:r>
+              <w:rPr>
+                <w:sz w:val="19"/>
+              </w:rPr>
+              <w:t>N/A</w:t>
+            </w:r>
+          </w:p>
+        </w:tc>
+      </w:tr>
+      <w:tr>
+        <w:trPr>
+          <w:cantSplit/>
+        </w:trPr>
+        <w:tc>
+          <w:tcPr>
+            <w:tcW w:type="dxa" w:w="5102"/>
+          </w:tcPr>
+          <w:p>
+            <w:pPr>
+              <w:keepNext/>
+            </w:pPr>
+            <w:r/>
+            <w:r>
+              <w:rPr>
+                <w:sz w:val="19"/>
+              </w:rPr>
+              <w:t>Administration / Document Control</w:t>
+            </w:r>
+          </w:p>
+        </w:tc>
+        <w:tc>
+          <w:tcPr>
+            <w:tcW w:type="dxa" w:w="1984"/>
+          </w:tcPr>
+          <w:p>
+            <w:pPr>
+              <w:keepNext/>
+            </w:pPr>
+            <w:r/>
+            <w:r>
+              <w:rPr>
+                <w:sz w:val="19"/>
+              </w:rPr>
+              <w:t>$140</w:t>
+            </w:r>
+          </w:p>
+        </w:tc>
+        <w:tc>
+          <w:tcPr>
+            <w:tcW w:type="dxa" w:w="2551"/>
+          </w:tcPr>
+          <w:p>
+            <w:pPr>
+              <w:keepNext/>
+            </w:pPr>
+            <w:r/>
+            <w:r>
+              <w:rPr>
+                <w:sz w:val="19"/>
+              </w:rPr>
+              <w:t>N/A</w:t>
+            </w:r>
+          </w:p>
+        </w:tc>
+      </w:tr>
+    </w:tbl>
+    <w:p>
+      <w:pPr>
+        <w:spacing w:after="40"/>
+      </w:pPr>
+    </w:p>
+    <w:p>
+      <w:pPr>
         <w:keepNext w:val="0"/>
         <w:spacing w:after="80"/>
       </w:pPr>
@@ -1115,7 +1598,7 @@
           <w:i w:val="0"/>
           <w:sz w:val="21"/>
         </w:rPr>
-        <w:t>Schedule of rates: Director $200/hr; Senior Civil Engineer $180/hr; peer review $200/hr; drafting $160/hr. Additional site inspection at Leppington, including travel and report: $1,900 fixed. Provisional sums, only if required: supplementary detail survey $3,500; independent CPEng verification of retaining and containment-interface elements $2,500. JCE's offer will be valid for 120 days from the tender close, to match the head tender.</w:t>
+        <w:t>The fixed site inspection fee of $1,900 covers travel from northern NSW, the inspection and a short report. Phase 4 includes four civil inspections (4 x $1,900) and the hydraulics option two (2 x $1,900). Provisional sums, only if required (excl. GST): PS1 supplementary detail survey $3,500; PS2 independent CPEng verification of retaining and containment-interface elements $2,500; total $6,000. JCE's offer will be valid for 120 days from the tender close of 04/11/2026 (to 04/03/2027), to match the head tender.</w:t>
       </w:r>
     </w:p>
     <w:p>
@@ -1240,7 +1723,7 @@
         <w:rPr>
           <w:sz w:val="21"/>
         </w:rPr>
-        <w:t>the head contract (Vol 3 Annexure Part A, Items 11 to 13; cl 20) requires Public Liability $20 million each and every claim, comprehensive and CTP motor vehicle $20 million, Professional Indemnity not less than $10 million each and every claim (held 7 years after the Term) and workers compensation as required by law. Clause 20.1(c) applies these to sub-consultants. JCE holds PI $10 million any one claim ($20 million aggregate) and Public Liability $10 million. JCE will lift its Public Liability cover to $20 million for this engagement and will supply current certificates of currency for PL, PI, motor vehicle and workers compensation with its final inputs on 21/10/2026.</w:t>
+        <w:t>the head contract (Vol 3 Annexure Part A, Items 11 to 13; cl 20) requires Public Liability $20 million each and every claim, comprehensive and CTP motor vehicle $20 million, Professional Indemnity not less than $10 million each and every claim (held 7 years after the Term) and workers compensation as required by law. Clause 20.1(c) applies these to sub-consultants. JCE holds PI $10 million any one claim ($20 million aggregate) and Public Liability $10 million. JCE will lift its Public Liability cover to $20 million on award, with a certificate of currency before services start. JCE will confirm its motor vehicle and workers compensation position in its final fee proposal on 21/10/2026, and will supply certificates within 48 hours of a request, as the contract requires.</w:t>
       </w:r>
     </w:p>
     <w:p>
@@ -1459,7 +1942,7 @@
               <w:rPr>
                 <w:sz w:val="19"/>
               </w:rPr>
-              <w:t>JCE issues its final fee proposal, Schedule 3 Civil (and Hydraulics) row, rates, Schedule 6 and 10 inputs, CV, capability statement, insurance certificates and WHS documents</w:t>
+              <w:t>JCE issues its final fee proposal, Schedule 3 Civil (and Hydraulics) row, rates, Schedule 6 and 10 inputs, CV, capability statement, current insurance certificates and WHS documents</w:t>
             </w:r>
           </w:p>
         </w:tc>

--- a/FP/BUYNSW-T026-2026/Architect-Teaming/JCE_Teaming_Architect-Teaming_Leppington_Final_DRA-Architects.docx
+++ b/FP/BUYNSW-T026-2026/Architect-Teaming/JCE_Teaming_Architect-Teaming_Leppington_Final_DRA-Architects.docx
@@ -2088,6 +2088,7 @@
     <w:p>
       <w:pPr>
         <w:pStyle w:val="ListBullet"/>
+        <w:keepNext/>
         <w:spacing w:after="40"/>
       </w:pPr>
       <w:r>
@@ -2100,6 +2101,7 @@
     <w:p>
       <w:pPr>
         <w:pStyle w:val="ListBullet"/>
+        <w:keepNext/>
         <w:spacing w:after="40"/>
       </w:pPr>
       <w:r>

--- a/FP/BUYNSW-T026-2026/Architect-Teaming/JCE_Teaming_Architect-Teaming_Leppington_Final_DRA-Architects.docx
+++ b/FP/BUYNSW-T026-2026/Architect-Teaming/JCE_Teaming_Architect-Teaming_Leppington_Final_DRA-Architects.docx
@@ -159,7 +159,7 @@
               <w:rPr>
                 <w:sz w:val="19"/>
               </w:rPr>
-              <w:t>JCE-TB-T026 Rev C (Final)</w:t>
+              <w:t>JCE-TB-T026 Rev D (Final)</w:t>
             </w:r>
           </w:p>
         </w:tc>
@@ -918,7 +918,7 @@
               <w:rPr>
                 <w:sz w:val="19"/>
               </w:rPr>
-              <w:t>$39,110</w:t>
+              <w:t>$39,990</w:t>
             </w:r>
           </w:p>
         </w:tc>
@@ -935,7 +935,7 @@
               <w:rPr>
                 <w:sz w:val="19"/>
               </w:rPr>
-              <w:t>$19,100</w:t>
+              <w:t>$19,980</w:t>
             </w:r>
           </w:p>
         </w:tc>
@@ -952,7 +952,7 @@
               <w:rPr>
                 <w:sz w:val="19"/>
               </w:rPr>
-              <w:t>$27,420</w:t>
+              <w:t>$28,740</w:t>
             </w:r>
           </w:p>
         </w:tc>
@@ -969,7 +969,7 @@
               <w:rPr>
                 <w:sz w:val="19"/>
               </w:rPr>
-              <w:t>$15,020</w:t>
+              <w:t>$15,460</w:t>
             </w:r>
           </w:p>
         </w:tc>
@@ -986,7 +986,7 @@
               <w:rPr>
                 <w:sz w:val="19"/>
               </w:rPr>
-              <w:t>$100,650</w:t>
+              <w:t>$104,170</w:t>
             </w:r>
           </w:p>
         </w:tc>
@@ -1207,6 +1207,62 @@
                 <w:sz w:val="19"/>
               </w:rPr>
               <w:t>Jayden Callen, Director and Principal Civil Engineer</w:t>
+            </w:r>
+          </w:p>
+        </w:tc>
+        <w:tc>
+          <w:tcPr>
+            <w:tcW w:type="dxa" w:w="1984"/>
+          </w:tcPr>
+          <w:p>
+            <w:pPr>
+              <w:keepNext/>
+            </w:pPr>
+            <w:r/>
+            <w:r>
+              <w:rPr>
+                <w:sz w:val="19"/>
+              </w:rPr>
+              <w:t>$200</w:t>
+            </w:r>
+          </w:p>
+        </w:tc>
+        <w:tc>
+          <w:tcPr>
+            <w:tcW w:type="dxa" w:w="2551"/>
+          </w:tcPr>
+          <w:p>
+            <w:pPr>
+              <w:keepNext/>
+            </w:pPr>
+            <w:r/>
+            <w:r>
+              <w:rPr>
+                <w:sz w:val="19"/>
+              </w:rPr>
+              <w:t>$1,900</w:t>
+            </w:r>
+          </w:p>
+        </w:tc>
+      </w:tr>
+      <w:tr>
+        <w:trPr>
+          <w:cantSplit/>
+        </w:trPr>
+        <w:tc>
+          <w:tcPr>
+            <w:tcW w:type="dxa" w:w="5102"/>
+          </w:tcPr>
+          <w:p>
+            <w:pPr>
+              <w:keepNext/>
+            </w:pPr>
+            <w:r/>
+            <w:r>
+              <w:rPr>
+                <w:sz w:val="19"/>
+              </w:rPr>
+              <w:t>Sunny Lotay, Associate Principal Engineer (RPEQ, NER), Lotay Civil</w:t>
             </w:r>
           </w:p>
         </w:tc>
@@ -1598,7 +1654,7 @@
           <w:i w:val="0"/>
           <w:sz w:val="21"/>
         </w:rPr>
-        <w:t>The fixed site inspection fee of $1,900 covers travel from northern NSW, the inspection and a short report. Phase 4 includes four civil inspections (4 x $1,900) and the hydraulics option two (2 x $1,900). Provisional sums, only if required (excl. GST): PS1 supplementary detail survey $3,500; PS2 independent CPEng verification of retaining and containment-interface elements $2,500; total $6,000. JCE's offer will be valid for 120 days from the tender close of 04/11/2026 (to 04/03/2027), to match the head tender.</w:t>
+        <w:t>The civil total includes a $3,520 associate review and certification allowance for Sunny Lotay (16 hours at $200 per hour plus JCE's 10% sub-consultant margin). The fixed site inspection fee of $1,900 covers travel from northern NSW, the inspection and a short report. Phase 4 includes four civil inspections (4 x $1,900) and the hydraulics option two (2 x $1,900). Provisional sums, only if required (excl. GST): PS1 supplementary detail survey $3,500; PS2 independent CPEng verification of retaining and containment-interface elements $2,500; total $6,000. JCE's offer will be valid for 120 days from the tender close of 04/11/2026 (to 04/03/2027), to match the head tender.</w:t>
       </w:r>
     </w:p>
     <w:p>
@@ -1627,7 +1683,7 @@
           <w:i w:val="0"/>
           <w:sz w:val="21"/>
         </w:rPr>
-        <w:t>Jayden Callen, Director and Principal Civil Engineer, BEng (Hons), MIEAust (EA 11036201), NER application in progress, will lead the civil design, sign it off and be your single point of contact. Jayden has worked in design management, coordinating several disciplines into one package to one program:</w:t>
+        <w:t>Jayden Callen, Director and Principal Civil Engineer, BEng (Hons), MIEAust (EA 11036201), NER application in progress, will lead the civil design and be your single point of contact. Jayden has worked in design management, coordinating several disciplines into one package to one program:</w:t>
       </w:r>
     </w:p>
     <w:p>
@@ -1675,6 +1731,30 @@
         <w:rPr>
           <w:sz w:val="21"/>
         </w:rPr>
+        <w:t>RAAF Base Townsville, Defence delivery project: engineering delivery for CPB Contractors (head contractor). Referee: Maverick Partner, CPB Contractors.</w:t>
+      </w:r>
+    </w:p>
+    <w:p>
+      <w:pPr>
+        <w:pStyle w:val="ListBullet"/>
+        <w:spacing w:after="40"/>
+      </w:pPr>
+      <w:r>
+        <w:rPr>
+          <w:sz w:val="21"/>
+        </w:rPr>
+        <w:t>Tablelands Regional Council (QLD), delivered by Jayden while at Langtrees: floodway rectification on Council's road network, and a landfill leachate storage facility, relevant to the containment and liner interfaces on this site. Referee: Darren Quilliam, Tablelands Regional Council.</w:t>
+      </w:r>
+    </w:p>
+    <w:p>
+      <w:pPr>
+        <w:pStyle w:val="ListBullet"/>
+        <w:spacing w:after="40"/>
+      </w:pPr>
+      <w:r>
+        <w:rPr>
+          <w:sz w:val="21"/>
+        </w:rPr>
         <w:t>Client-side council experience: Jayden has shortlisted consultants for a council RFT in Far North Queensland, so he knows what a council panel looks for.</w:t>
       </w:r>
     </w:p>
@@ -1689,7 +1769,7 @@
           <w:i w:val="0"/>
           <w:sz w:val="21"/>
         </w:rPr>
-        <w:t>Livio Chiarot FIEAust (SCP Consulting) will carry out independent peer review of the levels, earthworks and stormwater design before each major issue. This is NSW work for a Class 9b building, so RPEQ and Design and Building Practitioners registration do not apply. JCE's capability statement and Jayden's CV will be supplied for your Schedules 5 and 6.</w:t>
+        <w:t>Sunny Lotay, Associate Principal Engineer (RPEQ, NER), Lotay Civil, is engaged by JCE under a standing associate agreement as technical reviewer and certifying engineer. On this commission Sunny will review the civil design before each major issue, certify the civil design, provide construction-stage certification and act as backup project lead. Livio Chiarot FIEAust (SCP Consulting) will carry out independent peer review of the levels, earthworks and stormwater design before each major milestone. This is NSW work for a Class 9b building; RPEQ does not apply and the tender does not ask for a particular engineering registration. JCE's capability statement and Jayden's CV will be supplied for your Schedules 5 and 6.</w:t>
       </w:r>
     </w:p>
     <w:p>

--- a/FP/BUYNSW-T026-2026/Architect-Teaming/JCE_Teaming_Architect-Teaming_Leppington_Final_DRA-Architects.docx
+++ b/FP/BUYNSW-T026-2026/Architect-Teaming/JCE_Teaming_Architect-Teaming_Leppington_Final_DRA-Architects.docx
@@ -1731,7 +1731,7 @@
         <w:rPr>
           <w:sz w:val="21"/>
         </w:rPr>
-        <w:t>RAAF Base Townsville, Defence delivery project: engineering delivery for CPB Contractors (head contractor). Referee: Maverick Partner, CPB Contractors.</w:t>
+        <w:t xml:space="preserve">RAAF Base Townsville, Defence delivery project: engineering delivery for CPB Contractors (head contractor). Referee: Maverick Parker, CPB Contractors.</w:t>
       </w:r>
     </w:p>
     <w:p>
@@ -1743,7 +1743,7 @@
         <w:rPr>
           <w:sz w:val="21"/>
         </w:rPr>
-        <w:t>Tablelands Regional Council (QLD), delivered by Jayden while at Langtrees: floodway rectification on Council's road network, and a landfill leachate storage facility, relevant to the containment and liner interfaces on this site. Referee: Darren Quilliam, Tablelands Regional Council.</w:t>
+        <w:t xml:space="preserve">Tablelands Regional Council (QLD), delivered by Jayden while at Langtree Consulting: floodway rectification on Council's road network, and the Ravenshoe leachate storage facility design modification (2025), relevant to the containment and liner interfaces on this site. Referee: Darren Quilliam, Tablelands Regional Council.</w:t>
       </w:r>
     </w:p>
     <w:p>
